--- a/docs/patent/docx/专利3_渐进式信任证书系统.docx
+++ b/docs/patent/docx/专利3_渐进式信任证书系统.docx
@@ -1448,7 +1448,222 @@
           <w:color w:val="1F497D"/>
           <w:sz w:val="28"/>
         </w:rPr>
-        <w:t>四、摘要</w:t>
+        <w:t>四、附图说明</w:t>
+      </w:r>
+    </w:p>
+    <w:p>
+      <w:pPr>
+        <w:spacing w:before="0" w:after="60"/>
+        <w:ind w:left="0"/>
+      </w:pPr>
+      <w:r>
+        <w:rPr>
+          <w:rFonts w:eastAsia="微软雅黑"/>
+          <w:rFonts w:ascii="微软雅黑" w:hAnsi="微软雅黑"/>
+          <w:b w:val="0"/>
+          <w:sz w:val="21"/>
+        </w:rPr>
+        <w:t>附图1为信任成熟度分数（TMS）的五级等级划分示意图，横轴为0-100分值区间，纵向标注 L0（新生）至 L4（高度可信）五个等级的分数边界及对应状态说明。</w:t>
+      </w:r>
+    </w:p>
+    <w:p>
+      <w:pPr>
+        <w:spacing w:before="0" w:after="60"/>
+        <w:ind w:left="0"/>
+      </w:pPr>
+      <w:r>
+        <w:rPr>
+          <w:rFonts w:eastAsia="微软雅黑"/>
+          <w:rFonts w:ascii="微软雅黑" w:hAnsi="微软雅黑"/>
+          <w:b w:val="0"/>
+          <w:sz w:val="21"/>
+        </w:rPr>
+        <w:t>附图2为五因子加权计算流程图，展示交互量（对数平滑）、纠正率（滑动窗口）、一致性（向量相似度）、时间跨度（线性增长）、社交覆盖五个子分的计算路径和加权汇总过程。</w:t>
+      </w:r>
+    </w:p>
+    <w:p>
+      <w:pPr>
+        <w:spacing w:before="0" w:after="60"/>
+        <w:ind w:left="0"/>
+      </w:pPr>
+      <w:r>
+        <w:rPr>
+          <w:rFonts w:eastAsia="微软雅黑"/>
+          <w:rFonts w:ascii="微软雅黑" w:hAnsi="微软雅黑"/>
+          <w:b w:val="0"/>
+          <w:sz w:val="21"/>
+        </w:rPr>
+        <w:t>附图3为证书颁发与降级机制流程图，展示 TMS 分数更新触发的升级、降级、颁发证书、撤销证书及跨平台加密签名验证的完整状态机流程。</w:t>
+      </w:r>
+    </w:p>
+    <w:p>
+      <w:pPr>
+        <w:spacing w:before="0" w:after="60"/>
+        <w:ind w:left="0"/>
+      </w:pPr>
+      <w:r>
+        <w:rPr>
+          <w:rFonts w:eastAsia="微软雅黑"/>
+          <w:rFonts w:ascii="微软雅黑" w:hAnsi="微软雅黑"/>
+          <w:b w:val="0"/>
+          <w:sz w:val="21"/>
+        </w:rPr>
+        <w:t>（以上附图由专利代理人依据说明书内容绘制。）</w:t>
+      </w:r>
+    </w:p>
+    <w:p>
+      <w:pPr>
+        <w:spacing w:before="80" w:after="80"/>
+      </w:pPr>
+      <w:r>
+        <w:rPr>
+          <w:rFonts w:eastAsia="微软雅黑"/>
+          <w:rFonts w:ascii="微软雅黑" w:hAnsi="微软雅黑"/>
+          <w:b w:val="0"/>
+          <w:color w:val="B4B4B4"/>
+          <w:sz w:val="18"/>
+        </w:rPr>
+        <w:t>――――――――――――――――――――――――――――――</w:t>
+      </w:r>
+    </w:p>
+    <w:p>
+      <w:pPr>
+        <w:spacing w:before="200" w:after="120"/>
+        <w:ind w:left="0"/>
+      </w:pPr>
+      <w:r>
+        <w:rPr>
+          <w:rFonts w:eastAsia="微软雅黑"/>
+          <w:rFonts w:ascii="微软雅黑" w:hAnsi="微软雅黑"/>
+          <w:b/>
+          <w:color w:val="1F497D"/>
+          <w:sz w:val="28"/>
+        </w:rPr>
+        <w:t>五、具体实施方式</w:t>
+      </w:r>
+    </w:p>
+    <w:p>
+      <w:pPr>
+        <w:spacing w:before="160" w:after="80"/>
+        <w:ind w:left="0"/>
+      </w:pPr>
+      <w:r>
+        <w:rPr>
+          <w:rFonts w:eastAsia="微软雅黑"/>
+          <w:rFonts w:ascii="微软雅黑" w:hAnsi="微软雅黑"/>
+          <w:b/>
+          <w:color w:val="365F91"/>
+          <w:sz w:val="24"/>
+        </w:rPr>
+        <w:t>实施例一：新生分身信任分数初始化与基础积累</w:t>
+      </w:r>
+    </w:p>
+    <w:p>
+      <w:pPr>
+        <w:spacing w:before="0" w:after="60"/>
+        <w:ind w:left="0"/>
+      </w:pPr>
+      <w:r>
+        <w:rPr>
+          <w:rFonts w:eastAsia="微软雅黑"/>
+          <w:rFonts w:ascii="微软雅黑" w:hAnsi="微软雅黑"/>
+          <w:b w:val="0"/>
+          <w:sz w:val="21"/>
+        </w:rPr>
+        <w:t>用户甲完成注册后，系统为分身 T001 创建信任成熟度记录：TMS=10（L0 新生），五个因子均为零基线。好友乙首次与 T001 交互并收到回复，交互量因子经对数平滑后贡献 0.8 分，时间跨度因子记录当日，TMS 更新为 11。此后甲持续使用，30 天内完成 80 次分身交互（含 5 位不同好友），TMS 升至 45（L2 成长中），系统自动颁发 L2 信任证书。</w:t>
+      </w:r>
+    </w:p>
+    <w:p>
+      <w:pPr>
+        <w:spacing w:before="160" w:after="80"/>
+        <w:ind w:left="0"/>
+      </w:pPr>
+      <w:r>
+        <w:rPr>
+          <w:rFonts w:eastAsia="微软雅黑"/>
+          <w:rFonts w:ascii="微软雅黑" w:hAnsi="微软雅黑"/>
+          <w:b/>
+          <w:color w:val="365F91"/>
+          <w:sz w:val="24"/>
+        </w:rPr>
+        <w:t>实施例二：纠正率滑动窗口触发降级</w:t>
+      </w:r>
+    </w:p>
+    <w:p>
+      <w:pPr>
+        <w:spacing w:before="0" w:after="60"/>
+        <w:ind w:left="0"/>
+      </w:pPr>
+      <w:r>
+        <w:rPr>
+          <w:rFonts w:eastAsia="微软雅黑"/>
+          <w:rFonts w:ascii="微软雅黑" w:hAnsi="微软雅黑"/>
+          <w:b w:val="0"/>
+          <w:sz w:val="21"/>
+        </w:rPr>
+        <w:t>甲连续 5 次拒绝分身自动回复，纠正率近期滑动窗口（最近 20 次交互）升至 28%，纠正率因子从 0.72 下降至 0.58，TMS 重新计算后降至 38（L1），系统撤销 L2 证书，好友界面同步更新甲分身的等级标识。</w:t>
+      </w:r>
+    </w:p>
+    <w:p>
+      <w:pPr>
+        <w:spacing w:before="160" w:after="80"/>
+        <w:ind w:left="0"/>
+      </w:pPr>
+      <w:r>
+        <w:rPr>
+          <w:rFonts w:eastAsia="微软雅黑"/>
+          <w:rFonts w:ascii="微软雅黑" w:hAnsi="微软雅黑"/>
+          <w:b/>
+          <w:color w:val="365F91"/>
+          <w:sz w:val="24"/>
+        </w:rPr>
+        <w:t>实施例三：L4 证书颁发与跨平台加密验证</w:t>
+      </w:r>
+    </w:p>
+    <w:p>
+      <w:pPr>
+        <w:spacing w:before="0" w:after="60"/>
+        <w:ind w:left="0"/>
+      </w:pPr>
+      <w:r>
+        <w:rPr>
+          <w:rFonts w:eastAsia="微软雅黑"/>
+          <w:rFonts w:ascii="微软雅黑" w:hAnsi="微软雅黑"/>
+          <w:b w:val="0"/>
+          <w:sz w:val="21"/>
+        </w:rPr>
+        <w:t>甲的分身经 180 天持续活跃，TMS 达到 82（L4），系统自动颁发证书：{level:4, granted_at:"2026-09-05T10:00:00Z", capabilities:["reply","delegate","decision_support"]}，使用平台私钥 HMAC-SHA256 签名。甲将分身导入第三方平台时，该平台调用 DualSoul 证书验证 API，校验签名有效性后确认 L4 等级并开放对应权限。</w:t>
+      </w:r>
+    </w:p>
+    <w:p>
+      <w:pPr>
+        <w:spacing w:before="80" w:after="80"/>
+      </w:pPr>
+      <w:r>
+        <w:rPr>
+          <w:rFonts w:eastAsia="微软雅黑"/>
+          <w:rFonts w:ascii="微软雅黑" w:hAnsi="微软雅黑"/>
+          <w:b w:val="0"/>
+          <w:color w:val="B4B4B4"/>
+          <w:sz w:val="18"/>
+        </w:rPr>
+        <w:t>――――――――――――――――――――――――――――――</w:t>
+      </w:r>
+    </w:p>
+    <w:p>
+      <w:pPr>
+        <w:spacing w:before="200" w:after="120"/>
+        <w:ind w:left="0"/>
+      </w:pPr>
+      <w:r>
+        <w:rPr>
+          <w:rFonts w:eastAsia="微软雅黑"/>
+          <w:rFonts w:ascii="微软雅黑" w:hAnsi="微软雅黑"/>
+          <w:b/>
+          <w:color w:val="1F497D"/>
+          <w:sz w:val="28"/>
+        </w:rPr>
+        <w:t>六、摘要</w:t>
       </w:r>
     </w:p>
     <w:p>
@@ -1494,7 +1709,7 @@
           <w:color w:val="1F497D"/>
           <w:sz w:val="28"/>
         </w:rPr>
-        <w:t>五、权利要求书</w:t>
+        <w:t>七、权利要求书</w:t>
       </w:r>
     </w:p>
     <w:p>
@@ -1600,7 +1815,7 @@
           <w:color w:val="1F497D"/>
           <w:sz w:val="28"/>
         </w:rPr>
-        <w:t>五、在先技术对比</w:t>
+        <w:t>八、在先技术对比</w:t>
       </w:r>
     </w:p>
     <w:tbl>
@@ -1874,7 +2089,7 @@
           <w:color w:val="1F497D"/>
           <w:sz w:val="28"/>
         </w:rPr>
-        <w:t>六、确权证据</w:t>
+        <w:t>九、确权证据</w:t>
       </w:r>
     </w:p>
     <w:tbl>
@@ -2133,7 +2348,7 @@
           <w:color w:val="1F497D"/>
           <w:sz w:val="28"/>
         </w:rPr>
-        <w:t>七、附件说明</w:t>
+        <w:t>十、附件说明</w:t>
       </w:r>
     </w:p>
     <w:p>
